--- a/hin/docx/65.content.docx
+++ b/hin/docx/65.content.docx
@@ -3000,18 +3000,12 @@
         </w:rPr>
         <w:t xml:space="preserve">"इस वाक्यांश में, यहूदा कुछ शब्दों को इस पद में काम में नहीं ले रहा है जिनकी आवश्यकत अनेक भाषाओं में वाक्य पूर्ति हेत होती है| यदि आपकी भाषा में इस वाक्यांश की आवश्यकता हो इसकी आपूर्ति पद </w:t>
       </w:r>
-      <w:hyperlink r:id="rId13">
-        <w:r>
-          <w:rPr>
-            <w:lang w:val="hi_IN" w:bidi="hi_IN"/>
-          </w:rPr>
-          <w:rPr>
-            <w:color w:val="0000EE"/>
-            <w:u w:val="single"/>
-          </w:rPr>
-          <w:t>12</w:t>
-        </w:r>
-      </w:hyperlink>
+      <w:r>
+        <w:rPr>
+          <w:lang w:val="hi_IN" w:bidi="hi_IN"/>
+        </w:rPr>
+        <w:t>12</w:t>
+      </w:r>
       <w:r>
         <w:rPr>
           <w:lang w:val="hi_IN" w:bidi="hi_IN"/>
@@ -6557,18 +6551,12 @@
         </w:rPr>
         <w:t xml:space="preserve"> का सन्दर्भ पिछले पद में वर्णित सोडोम और अमोरा के लोगों की यौनाचार की अनैतिकता से और संभवतः पद\n</w:t>
       </w:r>
-      <w:hyperlink r:id="rId14">
-        <w:r>
-          <w:rPr>
-            <w:lang w:val="hi_IN" w:bidi="hi_IN"/>
-          </w:rPr>
-          <w:rPr>
-            <w:color w:val="0000EE"/>
-            <w:u w:val="single"/>
-          </w:rPr>
-          <w:t>6</w:t>
-        </w:r>
-      </w:hyperlink>
+      <w:r>
+        <w:rPr>
+          <w:lang w:val="hi_IN" w:bidi="hi_IN"/>
+        </w:rPr>
+        <w:t>6</w:t>
+      </w:r>
       <w:r>
         <w:rPr>
           <w:lang w:val="hi_IN" w:bidi="hi_IN"/>
@@ -6686,18 +6674,12 @@
         </w:rPr>
         <w:t xml:space="preserve"> शब्द पद \n</w:t>
       </w:r>
-      <w:hyperlink r:id="rId15">
-        <w:r>
-          <w:rPr>
-            <w:lang w:val="hi_IN" w:bidi="hi_IN"/>
-          </w:rPr>
-          <w:rPr>
-            <w:color w:val="0000EE"/>
-            <w:u w:val="single"/>
-          </w:rPr>
-          <w:t>4</w:t>
-        </w:r>
-      </w:hyperlink>
+      <w:r>
+        <w:rPr>
+          <w:lang w:val="hi_IN" w:bidi="hi_IN"/>
+        </w:rPr>
+        <w:t>4</w:t>
+      </w:r>
       <w:r>
         <w:rPr>
           <w:lang w:val="hi_IN" w:bidi="hi_IN"/>
@@ -7490,18 +7472,12 @@
         </w:rPr>
         <w:t xml:space="preserve"> \n </w:t>
       </w:r>
-      <w:hyperlink r:id="rId15">
-        <w:r>
-          <w:rPr>
-            <w:lang w:val="hi_IN" w:bidi="hi_IN"/>
-          </w:rPr>
-          <w:rPr>
-            <w:color w:val="0000EE"/>
-            <w:u w:val="single"/>
-          </w:rPr>
-          <w:t>4</w:t>
-        </w:r>
-      </w:hyperlink>
+      <w:r>
+        <w:rPr>
+          <w:lang w:val="hi_IN" w:bidi="hi_IN"/>
+        </w:rPr>
+        <w:t>4</w:t>
+      </w:r>
       <w:r>
         <w:rPr>
           <w:lang w:val="hi_IN" w:bidi="hi_IN"/>
@@ -7612,18 +7588,12 @@
         </w:rPr>
         <w:t>"इसका स्नादार्भ हो सकता है: (1) आत्मिक क्षेत्र के विषय पिछले पद में संदर्भित झूठे शिक्षकों का अज्ञान | वैकल्पिक अनुवाद: ""वह आत्मिक क्षेत्र जिसके बारे में उनको समझ नहीं है"" (2) \n</w:t>
       </w:r>
-      <w:hyperlink r:id="rId16">
-        <w:r>
-          <w:rPr>
-            <w:lang w:val="hi_IN" w:bidi="hi_IN"/>
-          </w:rPr>
-          <w:rPr>
-            <w:color w:val="0000EE"/>
-            <w:u w:val="single"/>
-          </w:rPr>
-          <w:t>8</w:t>
-        </w:r>
-      </w:hyperlink>
+      <w:r>
+        <w:rPr>
+          <w:lang w:val="hi_IN" w:bidi="hi_IN"/>
+        </w:rPr>
+        <w:t>8</w:t>
+      </w:r>
       <w:r>
         <w:rPr>
           <w:lang w:val="hi_IN" w:bidi="hi_IN"/>
@@ -8785,18 +8755,12 @@
         </w:rPr>
         <w:t xml:space="preserve"> शब्द पद </w:t>
       </w:r>
-      <w:hyperlink r:id="rId15">
-        <w:r>
-          <w:rPr>
-            <w:lang w:val="hi_IN" w:bidi="hi_IN"/>
-          </w:rPr>
-          <w:rPr>
-            <w:color w:val="0000EE"/>
-            <w:u w:val="single"/>
-          </w:rPr>
-          <w:t>4</w:t>
-        </w:r>
-      </w:hyperlink>
+      <w:r>
+        <w:rPr>
+          <w:lang w:val="hi_IN" w:bidi="hi_IN"/>
+        </w:rPr>
+        <w:t>4</w:t>
+      </w:r>
       <w:r>
         <w:rPr>
           <w:lang w:val="hi_IN" w:bidi="hi_IN"/>
@@ -12286,18 +12250,12 @@
         </w:rPr>
         <w:t xml:space="preserve"> शब्द झूठे शिक्षकों के सन्दर्भ में है जिनकी चर्चा यहूदा ने </w:t>
       </w:r>
-      <w:hyperlink r:id="rId15">
-        <w:r>
-          <w:rPr>
-            <w:lang w:val="hi_IN" w:bidi="hi_IN"/>
-          </w:rPr>
-          <w:rPr>
-            <w:color w:val="0000EE"/>
-            <w:u w:val="single"/>
-          </w:rPr>
-          <w:t>4</w:t>
-        </w:r>
-      </w:hyperlink>
+      <w:r>
+        <w:rPr>
+          <w:lang w:val="hi_IN" w:bidi="hi_IN"/>
+        </w:rPr>
+        <w:t>4</w:t>
+      </w:r>
       <w:r>
         <w:rPr>
           <w:lang w:val="hi_IN" w:bidi="hi_IN"/>
@@ -13242,18 +13200,12 @@
         </w:rPr>
         <w:t xml:space="preserve"> शब्द का सन्दर्भ उन लोगों से है जिनको यहूदा पत्र लिख रहा है वरन सब विश्वासियों को समाहित करता है| यदि आपकी भाषा में स्पष्ट हो सके तो आप इसका सविस्तार वर्णन कर सकते हैं| देखें कि आपने इसका अनुवाद \n</w:t>
       </w:r>
-      <w:hyperlink r:id="rId17">
-        <w:r>
-          <w:rPr>
-            <w:lang w:val="hi_IN" w:bidi="hi_IN"/>
-          </w:rPr>
-          <w:rPr>
-            <w:color w:val="0000EE"/>
-            <w:u w:val="single"/>
-          </w:rPr>
-          <w:t>3</w:t>
-        </w:r>
-      </w:hyperlink>
+      <w:r>
+        <w:rPr>
+          <w:lang w:val="hi_IN" w:bidi="hi_IN"/>
+        </w:rPr>
+        <w:t>3</w:t>
+      </w:r>
       <w:r>
         <w:rPr>
           <w:lang w:val="hi_IN" w:bidi="hi_IN"/>
@@ -14682,18 +14634,12 @@
         </w:rPr>
         <w:t xml:space="preserve"> यहूदा के पत्र के प्राप्तिकर्ताओं के सन्दर्भ में है जो सब विश्वासियों को समाहित कर सकता है| यदि आपकी भाषा में स्पष्ट हो सके तो आप इसका सविस्तार वर्णन कर सकते हैं| देखें कि आपने इसका अनुवाद पद \n</w:t>
       </w:r>
-      <w:hyperlink r:id="rId17">
-        <w:r>
-          <w:rPr>
-            <w:lang w:val="hi_IN" w:bidi="hi_IN"/>
-          </w:rPr>
-          <w:rPr>
-            <w:color w:val="0000EE"/>
-            <w:u w:val="single"/>
-          </w:rPr>
-          <w:t>3</w:t>
-        </w:r>
-      </w:hyperlink>
+      <w:r>
+        <w:rPr>
+          <w:lang w:val="hi_IN" w:bidi="hi_IN"/>
+        </w:rPr>
+        <w:t>3</w:t>
+      </w:r>
       <w:r>
         <w:rPr>
           <w:lang w:val="hi_IN" w:bidi="hi_IN"/>
@@ -15606,18 +15552,12 @@
         </w:rPr>
         <w:t xml:space="preserve"> से अभिप्राय है, ""वह जो हम पर प्रभु है"" या ""वह जो हम पर प्रभुता करता है|"" देखें की आपने इस अभिव्यक्ति का अनुवाद पद\n </w:t>
       </w:r>
-      <w:hyperlink r:id="rId18">
-        <w:r>
-          <w:rPr>
-            <w:lang w:val="hi_IN" w:bidi="hi_IN"/>
-          </w:rPr>
-          <w:rPr>
-            <w:color w:val="0000EE"/>
-            <w:u w:val="single"/>
-          </w:rPr>
-          <w:t>17</w:t>
-        </w:r>
-      </w:hyperlink>
+      <w:r>
+        <w:rPr>
+          <w:lang w:val="hi_IN" w:bidi="hi_IN"/>
+        </w:rPr>
+        <w:t>17</w:t>
+      </w:r>
       <w:r>
         <w:rPr>
           <w:lang w:val="hi_IN" w:bidi="hi_IN"/>

--- a/hin/docx/65.content.docx
+++ b/hin/docx/65.content.docx
@@ -4711,6 +4711,63 @@
         <w:rPr>
           <w:lang w:val="hi_IN" w:bidi="hi_IN"/>
         </w:rPr>
+        <w:t>यहूदा 1:5 (#3)</w:t>
+      </w:r>
+      <w:r>
+        <w:rPr>
+          <w:lang w:val="hi_IN" w:bidi="hi_IN"/>
+        </w:rPr>
+      </w:r>
+    </w:p>
+    <w:p>
+      <w:pPr/>
+      <w:r>
+        <w:rPr>
+          <w:lang w:val="hi_IN" w:bidi="hi_IN"/>
+        </w:rPr>
+      </w:r>
+      <w:r>
+        <w:rPr>
+          <w:b/>
+          <w:lang w:val="hi_IN" w:bidi="hi_IN"/>
+        </w:rPr>
+        <w:t>""</w:t>
+      </w:r>
+    </w:p>
+    <w:p>
+      <w:pPr/>
+      <w:r>
+        <w:rPr>
+          <w:lang w:val="hi_IN" w:bidi="hi_IN"/>
+        </w:rPr>
+      </w:r>
+      <w:r>
+        <w:rPr>
+          <w:lang w:val="hi_IN" w:bidi="hi_IN"/>
+        </w:rPr>
+      </w:r>
+      <w:r>
+        <w:rPr>
+          <w:lang w:val="hi_IN" w:bidi="hi_IN"/>
+        </w:rPr>
+      </w:r>
+    </w:p>
+    <w:p>
+      <w:pPr/>
+      <w:r>
+        <w:rPr>
+          <w:lang w:val="hi_IN" w:bidi="hi_IN"/>
+        </w:rPr>
+      </w:r>
+    </w:p>
+    <w:p>
+      <w:pPr>
+        <w:pStyle w:val="Heading2"/>
+      </w:pPr>
+      <w:r>
+        <w:rPr>
+          <w:lang w:val="hi_IN" w:bidi="hi_IN"/>
+        </w:rPr>
         <w:t>यहूदा 1:6 (#1)</w:t>
       </w:r>
       <w:r>
@@ -7048,6 +7105,63 @@
         <w:rPr>
           <w:lang w:val="hi_IN" w:bidi="hi_IN"/>
         </w:rPr>
+        <w:t>यहूदा 1:8 (#3)</w:t>
+      </w:r>
+      <w:r>
+        <w:rPr>
+          <w:lang w:val="hi_IN" w:bidi="hi_IN"/>
+        </w:rPr>
+      </w:r>
+    </w:p>
+    <w:p>
+      <w:pPr/>
+      <w:r>
+        <w:rPr>
+          <w:lang w:val="hi_IN" w:bidi="hi_IN"/>
+        </w:rPr>
+      </w:r>
+      <w:r>
+        <w:rPr>
+          <w:b/>
+          <w:lang w:val="hi_IN" w:bidi="hi_IN"/>
+        </w:rPr>
+        <w:t>"को कहते हैं"</w:t>
+      </w:r>
+    </w:p>
+    <w:p>
+      <w:pPr/>
+      <w:r>
+        <w:rPr>
+          <w:lang w:val="hi_IN" w:bidi="hi_IN"/>
+        </w:rPr>
+      </w:r>
+      <w:r>
+        <w:rPr>
+          <w:lang w:val="hi_IN" w:bidi="hi_IN"/>
+        </w:rPr>
+      </w:r>
+      <w:r>
+        <w:rPr>
+          <w:lang w:val="hi_IN" w:bidi="hi_IN"/>
+        </w:rPr>
+      </w:r>
+    </w:p>
+    <w:p>
+      <w:pPr/>
+      <w:r>
+        <w:rPr>
+          <w:lang w:val="hi_IN" w:bidi="hi_IN"/>
+        </w:rPr>
+      </w:r>
+    </w:p>
+    <w:p>
+      <w:pPr>
+        <w:pStyle w:val="Heading2"/>
+      </w:pPr>
+      <w:r>
+        <w:rPr>
+          <w:lang w:val="hi_IN" w:bidi="hi_IN"/>
+        </w:rPr>
         <w:t>यहूदा 1:9 (#2)</w:t>
       </w:r>
       <w:r>
@@ -7348,6 +7462,126 @@
         <w:rPr>
           <w:lang w:val="hi_IN" w:bidi="hi_IN"/>
         </w:rPr>
+        <w:t>यहूदा 1:9 (#1)</w:t>
+      </w:r>
+      <w:r>
+        <w:rPr>
+          <w:lang w:val="hi_IN" w:bidi="hi_IN"/>
+        </w:rPr>
+      </w:r>
+    </w:p>
+    <w:p>
+      <w:pPr/>
+      <w:r>
+        <w:rPr>
+          <w:lang w:val="hi_IN" w:bidi="hi_IN"/>
+        </w:rPr>
+      </w:r>
+      <w:r>
+        <w:rPr>
+          <w:b/>
+          <w:lang w:val="hi_IN" w:bidi="hi_IN"/>
+        </w:rPr>
+        <w:t>""</w:t>
+      </w:r>
+    </w:p>
+    <w:p>
+      <w:pPr/>
+      <w:r>
+        <w:rPr>
+          <w:lang w:val="hi_IN" w:bidi="hi_IN"/>
+        </w:rPr>
+      </w:r>
+      <w:r>
+        <w:rPr>
+          <w:lang w:val="hi_IN" w:bidi="hi_IN"/>
+        </w:rPr>
+        <w:t>General Information:\n\n</w:t>
+      </w:r>
+      <w:r>
+        <w:rPr>
+          <w:lang w:val="hi_IN" w:bidi="hi_IN"/>
+        </w:rPr>
+      </w:r>
+      <w:r>
+        <w:rPr>
+          <w:lang w:val="hi_IN" w:bidi="hi_IN"/>
+        </w:rPr>
+      </w:r>
+    </w:p>
+    <w:p>
+      <w:pPr/>
+      <w:r>
+        <w:rPr>
+          <w:lang w:val="hi_IN" w:bidi="hi_IN"/>
+        </w:rPr>
+      </w:r>
+    </w:p>
+    <w:p>
+      <w:pPr>
+        <w:pStyle w:val="Heading2"/>
+      </w:pPr>
+      <w:r>
+        <w:rPr>
+          <w:lang w:val="hi_IN" w:bidi="hi_IN"/>
+        </w:rPr>
+        <w:t>यहूदा 1:9 (#3)</w:t>
+      </w:r>
+      <w:r>
+        <w:rPr>
+          <w:lang w:val="hi_IN" w:bidi="hi_IN"/>
+        </w:rPr>
+      </w:r>
+    </w:p>
+    <w:p>
+      <w:pPr/>
+      <w:r>
+        <w:rPr>
+          <w:lang w:val="hi_IN" w:bidi="hi_IN"/>
+        </w:rPr>
+      </w:r>
+      <w:r>
+        <w:rPr>
+          <w:b/>
+          <w:lang w:val="hi_IN" w:bidi="hi_IN"/>
+        </w:rPr>
+        <w:t>"उसको"</w:t>
+      </w:r>
+    </w:p>
+    <w:p>
+      <w:pPr/>
+      <w:r>
+        <w:rPr>
+          <w:lang w:val="hi_IN" w:bidi="hi_IN"/>
+        </w:rPr>
+      </w:r>
+      <w:r>
+        <w:rPr>
+          <w:lang w:val="hi_IN" w:bidi="hi_IN"/>
+        </w:rPr>
+      </w:r>
+      <w:r>
+        <w:rPr>
+          <w:lang w:val="hi_IN" w:bidi="hi_IN"/>
+        </w:rPr>
+      </w:r>
+    </w:p>
+    <w:p>
+      <w:pPr/>
+      <w:r>
+        <w:rPr>
+          <w:lang w:val="hi_IN" w:bidi="hi_IN"/>
+        </w:rPr>
+      </w:r>
+    </w:p>
+    <w:p>
+      <w:pPr>
+        <w:pStyle w:val="Heading2"/>
+      </w:pPr>
+      <w:r>
+        <w:rPr>
+          <w:lang w:val="hi_IN" w:bidi="hi_IN"/>
+        </w:rPr>
         <w:t>यहूदा 1:10 (#1)</w:t>
       </w:r>
       <w:r>
@@ -9784,6 +10018,69 @@
         <w:rPr>
           <w:lang w:val="hi_IN" w:bidi="hi_IN"/>
         </w:rPr>
+        <w:t>यहूदा 1:12 (#1)</w:t>
+      </w:r>
+      <w:r>
+        <w:rPr>
+          <w:lang w:val="hi_IN" w:bidi="hi_IN"/>
+        </w:rPr>
+      </w:r>
+    </w:p>
+    <w:p>
+      <w:pPr/>
+      <w:r>
+        <w:rPr>
+          <w:lang w:val="hi_IN" w:bidi="hi_IN"/>
+        </w:rPr>
+      </w:r>
+      <w:r>
+        <w:rPr>
+          <w:b/>
+          <w:lang w:val="hi_IN" w:bidi="hi_IN"/>
+        </w:rPr>
+        <w:t>""</w:t>
+      </w:r>
+    </w:p>
+    <w:p>
+      <w:pPr/>
+      <w:r>
+        <w:rPr>
+          <w:lang w:val="hi_IN" w:bidi="hi_IN"/>
+        </w:rPr>
+      </w:r>
+      <w:r>
+        <w:rPr>
+          <w:lang w:val="hi_IN" w:bidi="hi_IN"/>
+        </w:rPr>
+        <w:t>Connecting Statement:\n\n</w:t>
+      </w:r>
+      <w:r>
+        <w:rPr>
+          <w:lang w:val="hi_IN" w:bidi="hi_IN"/>
+        </w:rPr>
+      </w:r>
+      <w:r>
+        <w:rPr>
+          <w:lang w:val="hi_IN" w:bidi="hi_IN"/>
+        </w:rPr>
+      </w:r>
+    </w:p>
+    <w:p>
+      <w:pPr/>
+      <w:r>
+        <w:rPr>
+          <w:lang w:val="hi_IN" w:bidi="hi_IN"/>
+        </w:rPr>
+      </w:r>
+    </w:p>
+    <w:p>
+      <w:pPr>
+        <w:pStyle w:val="Heading2"/>
+      </w:pPr>
+      <w:r>
+        <w:rPr>
+          <w:lang w:val="hi_IN" w:bidi="hi_IN"/>
+        </w:rPr>
         <w:t>यहूदा 1:13 (#1)</w:t>
       </w:r>
       <w:r>
@@ -11320,6 +11617,198 @@
         <w:rPr>
           <w:lang w:val="hi_IN" w:bidi="hi_IN"/>
         </w:rPr>
+        <w:t>यहूदा 1:14 (#1)</w:t>
+      </w:r>
+      <w:r>
+        <w:rPr>
+          <w:lang w:val="hi_IN" w:bidi="hi_IN"/>
+        </w:rPr>
+      </w:r>
+    </w:p>
+    <w:p>
+      <w:pPr/>
+      <w:r>
+        <w:rPr>
+          <w:lang w:val="hi_IN" w:bidi="hi_IN"/>
+        </w:rPr>
+      </w:r>
+      <w:r>
+        <w:rPr>
+          <w:b/>
+          <w:lang w:val="hi_IN" w:bidi="hi_IN"/>
+        </w:rPr>
+        <w:t>"हनोक ने भी"</w:t>
+      </w:r>
+    </w:p>
+    <w:p>
+      <w:pPr/>
+      <w:r>
+        <w:rPr>
+          <w:lang w:val="hi_IN" w:bidi="hi_IN"/>
+        </w:rPr>
+      </w:r>
+      <w:r>
+        <w:rPr>
+          <w:lang w:val="hi_IN" w:bidi="hi_IN"/>
+        </w:rPr>
+        <w:t>"</w:t>
+      </w:r>
+      <w:r>
+        <w:rPr>
+          <w:b/>
+          <w:lang w:val="hi_IN" w:bidi="hi_IN"/>
+        </w:rPr>
+        <w:t>हनोक</w:t>
+      </w:r>
+      <w:r>
+        <w:rPr>
+          <w:lang w:val="hi_IN" w:bidi="hi_IN"/>
+        </w:rPr>
+        <w:t xml:space="preserve"> एक पुरुष का नाम है|</w:t>
+      </w:r>
+    </w:p>
+    <w:p>
+      <w:pPr/>
+      <w:r>
+        <w:rPr>
+          <w:lang w:val="hi_IN" w:bidi="hi_IN"/>
+        </w:rPr>
+      </w:r>
+      <w:r>
+        <w:rPr>
+          <w:lang w:val="hi_IN" w:bidi="hi_IN"/>
+        </w:rPr>
+        <w:t xml:space="preserve">देखें: </w:t>
+      </w:r>
+      <w:r>
+        <w:rPr>
+          <w:lang w:val="hi_IN" w:bidi="hi_IN"/>
+        </w:rPr>
+        <w:t>नामों का अनुवाद कैसे करें</w:t>
+      </w:r>
+      <w:r>
+        <w:rPr>
+          <w:lang w:val="hi_IN" w:bidi="hi_IN"/>
+        </w:rPr>
+      </w:r>
+      <w:r>
+        <w:rPr>
+          <w:lang w:val="hi_IN" w:bidi="hi_IN"/>
+        </w:rPr>
+      </w:r>
+    </w:p>
+    <w:p>
+      <w:pPr/>
+      <w:r>
+        <w:rPr>
+          <w:lang w:val="hi_IN" w:bidi="hi_IN"/>
+        </w:rPr>
+      </w:r>
+    </w:p>
+    <w:p>
+      <w:pPr>
+        <w:pStyle w:val="Heading2"/>
+      </w:pPr>
+      <w:r>
+        <w:rPr>
+          <w:lang w:val="hi_IN" w:bidi="hi_IN"/>
+        </w:rPr>
+        <w:t>यहूदा 1:14 (#2)</w:t>
+      </w:r>
+      <w:r>
+        <w:rPr>
+          <w:lang w:val="hi_IN" w:bidi="hi_IN"/>
+        </w:rPr>
+      </w:r>
+    </w:p>
+    <w:p>
+      <w:pPr/>
+      <w:r>
+        <w:rPr>
+          <w:lang w:val="hi_IN" w:bidi="hi_IN"/>
+        </w:rPr>
+      </w:r>
+      <w:r>
+        <w:rPr>
+          <w:b/>
+          <w:lang w:val="hi_IN" w:bidi="hi_IN"/>
+        </w:rPr>
+        <w:t>"आदम से"</w:t>
+      </w:r>
+    </w:p>
+    <w:p>
+      <w:pPr/>
+      <w:r>
+        <w:rPr>
+          <w:lang w:val="hi_IN" w:bidi="hi_IN"/>
+        </w:rPr>
+      </w:r>
+      <w:r>
+        <w:rPr>
+          <w:lang w:val="hi_IN" w:bidi="hi_IN"/>
+        </w:rPr>
+        <w:t>"</w:t>
+      </w:r>
+      <w:r>
+        <w:rPr>
+          <w:b/>
+          <w:lang w:val="hi_IN" w:bidi="hi_IN"/>
+        </w:rPr>
+        <w:t>आदम</w:t>
+      </w:r>
+      <w:r>
+        <w:rPr>
+          <w:lang w:val="hi_IN" w:bidi="hi_IN"/>
+        </w:rPr>
+        <w:t xml:space="preserve"> एक पुरुष का नाम है|</w:t>
+      </w:r>
+    </w:p>
+    <w:p>
+      <w:pPr/>
+      <w:r>
+        <w:rPr>
+          <w:lang w:val="hi_IN" w:bidi="hi_IN"/>
+        </w:rPr>
+      </w:r>
+      <w:r>
+        <w:rPr>
+          <w:lang w:val="hi_IN" w:bidi="hi_IN"/>
+        </w:rPr>
+        <w:t xml:space="preserve">देखें: </w:t>
+      </w:r>
+      <w:r>
+        <w:rPr>
+          <w:lang w:val="hi_IN" w:bidi="hi_IN"/>
+        </w:rPr>
+        <w:t>नामों का अनुवाद कैसे करें</w:t>
+      </w:r>
+      <w:r>
+        <w:rPr>
+          <w:lang w:val="hi_IN" w:bidi="hi_IN"/>
+        </w:rPr>
+      </w:r>
+      <w:r>
+        <w:rPr>
+          <w:lang w:val="hi_IN" w:bidi="hi_IN"/>
+        </w:rPr>
+      </w:r>
+    </w:p>
+    <w:p>
+      <w:pPr/>
+      <w:r>
+        <w:rPr>
+          <w:lang w:val="hi_IN" w:bidi="hi_IN"/>
+        </w:rPr>
+      </w:r>
+    </w:p>
+    <w:p>
+      <w:pPr>
+        <w:pStyle w:val="Heading2"/>
+      </w:pPr>
+      <w:r>
+        <w:rPr>
+          <w:lang w:val="hi_IN" w:bidi="hi_IN"/>
+        </w:rPr>
         <w:t>यहूदा 1:15 (#1)</w:t>
       </w:r>
       <w:r>
@@ -14816,6 +15305,158 @@
           <w:lang w:val="hi_IN" w:bidi="hi_IN"/>
         </w:rPr>
         <w:t>"इस उपवाक्य में उस दूसरे साधन का सन्दर्भ दिया गया है जिसके माध्यम से यहूदा के पाठक परमेश्वर के प्रेम में अवस्थित रहने की आज्ञा का पालन कर सकते हैं| इसका उल्लेख वह अगले पद में करता है|यदि आपकी भाषा में स्पष्ट हो सके तो आप इसको सुव्यक्त कर सकते हैं| वैकल्पिक अनुवाद: पवित्र आत्मा में प्रार्थना के द्वारा"""</w:t>
+      </w:r>
+      <w:r>
+        <w:rPr>
+          <w:lang w:val="hi_IN" w:bidi="hi_IN"/>
+        </w:rPr>
+      </w:r>
+      <w:r>
+        <w:rPr>
+          <w:lang w:val="hi_IN" w:bidi="hi_IN"/>
+        </w:rPr>
+      </w:r>
+    </w:p>
+    <w:p>
+      <w:pPr/>
+      <w:r>
+        <w:rPr>
+          <w:lang w:val="hi_IN" w:bidi="hi_IN"/>
+        </w:rPr>
+      </w:r>
+    </w:p>
+    <w:p>
+      <w:pPr>
+        <w:pStyle w:val="Heading2"/>
+      </w:pPr>
+      <w:r>
+        <w:rPr>
+          <w:lang w:val="hi_IN" w:bidi="hi_IN"/>
+        </w:rPr>
+        <w:t>यहूदा 1:20 (#1)</w:t>
+      </w:r>
+      <w:r>
+        <w:rPr>
+          <w:lang w:val="hi_IN" w:bidi="hi_IN"/>
+        </w:rPr>
+      </w:r>
+    </w:p>
+    <w:p>
+      <w:pPr/>
+      <w:r>
+        <w:rPr>
+          <w:lang w:val="hi_IN" w:bidi="hi_IN"/>
+        </w:rPr>
+      </w:r>
+      <w:r>
+        <w:rPr>
+          <w:b/>
+          <w:lang w:val="hi_IN" w:bidi="hi_IN"/>
+        </w:rPr>
+        <w:t>""</w:t>
+      </w:r>
+    </w:p>
+    <w:p>
+      <w:pPr/>
+      <w:r>
+        <w:rPr>
+          <w:lang w:val="hi_IN" w:bidi="hi_IN"/>
+        </w:rPr>
+      </w:r>
+      <w:r>
+        <w:rPr>
+          <w:lang w:val="hi_IN" w:bidi="hi_IN"/>
+        </w:rPr>
+        <w:t>Connecting Statement:\n\n</w:t>
+      </w:r>
+      <w:r>
+        <w:rPr>
+          <w:lang w:val="hi_IN" w:bidi="hi_IN"/>
+        </w:rPr>
+      </w:r>
+      <w:r>
+        <w:rPr>
+          <w:lang w:val="hi_IN" w:bidi="hi_IN"/>
+        </w:rPr>
+      </w:r>
+    </w:p>
+    <w:p>
+      <w:pPr/>
+      <w:r>
+        <w:rPr>
+          <w:lang w:val="hi_IN" w:bidi="hi_IN"/>
+        </w:rPr>
+      </w:r>
+    </w:p>
+    <w:p>
+      <w:pPr>
+        <w:pStyle w:val="Heading2"/>
+      </w:pPr>
+      <w:r>
+        <w:rPr>
+          <w:lang w:val="hi_IN" w:bidi="hi_IN"/>
+        </w:rPr>
+        <w:t>यहूदा 1:20 (#4)</w:t>
+      </w:r>
+      <w:r>
+        <w:rPr>
+          <w:lang w:val="hi_IN" w:bidi="hi_IN"/>
+        </w:rPr>
+      </w:r>
+    </w:p>
+    <w:p>
+      <w:pPr/>
+      <w:r>
+        <w:rPr>
+          <w:lang w:val="hi_IN" w:bidi="hi_IN"/>
+        </w:rPr>
+      </w:r>
+      <w:r>
+        <w:rPr>
+          <w:b/>
+          <w:lang w:val="hi_IN" w:bidi="hi_IN"/>
+        </w:rPr>
+        <w:t>"में"</w:t>
+      </w:r>
+      <w:r>
+        <w:rPr>
+          <w:lang w:val="hi_IN" w:bidi="hi_IN"/>
+        </w:rPr>
+        <w:t xml:space="preserve"> - </w:t>
+      </w:r>
+      <w:r>
+        <w:rPr>
+          <w:b/>
+          <w:lang w:val="hi_IN" w:bidi="hi_IN"/>
+        </w:rPr>
+        <w:t>"पवित्र आत्मा में प्रार्थना करते हुए"</w:t>
+      </w:r>
+    </w:p>
+    <w:p>
+      <w:pPr/>
+      <w:r>
+        <w:rPr>
+          <w:lang w:val="hi_IN" w:bidi="hi_IN"/>
+        </w:rPr>
+      </w:r>
+      <w:r>
+        <w:rPr>
+          <w:lang w:val="hi_IN" w:bidi="hi_IN"/>
+        </w:rPr>
+        <w:t xml:space="preserve">"यहाँ, </w:t>
+      </w:r>
+      <w:r>
+        <w:rPr>
+          <w:b/>
+          <w:lang w:val="hi_IN" w:bidi="hi_IN"/>
+        </w:rPr>
+        <w:t>हुए</w:t>
+      </w:r>
+      <w:r>
+        <w:rPr>
+          <w:lang w:val="hi_IN" w:bidi="hi_IN"/>
+        </w:rPr>
+        <w:t xml:space="preserve"> शब्द से संकेत मिलता है, जिसके द्वारा प्रार्थना की जाती है| यदि आपकी भाषा में स्पष्ट हो सके तो आप इसको सुव्यक्त कर सकते हैं| वैकल्पिक अनुवाद: ""पवित्र आत्मा के माध्यम से प्रार्थना करते हुए"""</w:t>
       </w:r>
       <w:r>
         <w:rPr>
